--- a/artifacts/OPERATOR_GUIDE.docx
+++ b/artifacts/OPERATOR_GUIDE.docx
@@ -1,6 +1,6 @@
 
 <file path=word/document.xml><?xml version="1.0" encoding="utf-8"?>
-<w:document xmlns:wpc="http://schemas.microsoft.com/office/word/2010/wordprocessingCanvas" xmlns:mo="http://schemas.microsoft.com/office/mac/office/2008/main" xmlns:mc="http://schemas.openxmlformats.org/markup-compatibility/2006" xmlns:mv="urn:schemas-microsoft-com:mac:vml" xmlns:o="urn:schemas-microsoft-com:office:office" xmlns:r="http://schemas.openxmlformats.org/officeDocument/2006/relationships" xmlns:m="http://schemas.openxmlformats.org/officeDocument/2006/math" xmlns:v="urn:schemas-microsoft-com:vml" xmlns:wp14="http://schemas.microsoft.com/office/word/2010/wordprocessingDrawing" xmlns:wp="http://schemas.openxmlformats.org/drawingml/2006/wordprocessingDrawing" xmlns:w10="urn:schemas-microsoft-com:office:word" xmlns:w="http://schemas.openxmlformats.org/wordprocessingml/2006/main" xmlns:w14="http://schemas.microsoft.com/office/word/2010/wordml" xmlns:wpg="http://schemas.microsoft.com/office/word/2010/wordprocessingGroup" xmlns:wpi="http://schemas.microsoft.com/office/word/2010/wordprocessingInk" xmlns:wne="http://schemas.microsoft.com/office/word/2006/wordml" xmlns:wps="http://schemas.microsoft.com/office/word/2010/wordprocessingShape" mc:Ignorable="w14 wp14">
+<w:document xmlns:mc="http://schemas.openxmlformats.org/markup-compatibility/2006" xmlns:ns3="http://schemas.openxmlformats.org/drawingml/2006/main" xmlns:ns4="http://schemas.openxmlformats.org/drawingml/2006/picture" xmlns:r="http://schemas.openxmlformats.org/officeDocument/2006/relationships" xmlns:w="http://schemas.openxmlformats.org/wordprocessingml/2006/main" xmlns:wp="http://schemas.openxmlformats.org/drawingml/2006/wordprocessingDrawing" xmlns:wpc="http://schemas.microsoft.com/office/word/2010/wordprocessingCanvas" xmlns:mo="http://schemas.microsoft.com/office/mac/office/2008/main" xmlns:mv="urn:schemas-microsoft-com:mac:vml" xmlns:o="urn:schemas-microsoft-com:office:office" xmlns:m="http://schemas.openxmlformats.org/officeDocument/2006/math" xmlns:v="urn:schemas-microsoft-com:vml" xmlns:wp14="http://schemas.microsoft.com/office/word/2010/wordprocessingDrawing" xmlns:w10="urn:schemas-microsoft-com:office:word" xmlns:w14="http://schemas.microsoft.com/office/word/2010/wordml" xmlns:wpg="http://schemas.microsoft.com/office/word/2010/wordprocessingGroup" xmlns:wpi="http://schemas.microsoft.com/office/word/2010/wordprocessingInk" xmlns:wne="http://schemas.microsoft.com/office/word/2006/wordml" xmlns:wps="http://schemas.microsoft.com/office/word/2010/wordprocessingShape" mc:Ignorable="w14 wp14">
   <w:body>
     <w:p>
       <w:pPr>
@@ -668,35 +668,35 @@
       </w:pPr>
       <w:r>
         <w:drawing>
-          <wp:inline xmlns:a="http://schemas.openxmlformats.org/drawingml/2006/main" xmlns:pic="http://schemas.openxmlformats.org/drawingml/2006/picture">
+          <wp:inline>
             <wp:extent cx="5669280" cy="2926740"/>
             <wp:docPr id="1" name="Picture 1"/>
             <wp:cNvGraphicFramePr>
-              <a:graphicFrameLocks noChangeAspect="1"/>
+              <ns3:graphicFrameLocks noChangeAspect="1"/>
             </wp:cNvGraphicFramePr>
-            <a:graphic>
-              <a:graphicData uri="http://schemas.openxmlformats.org/drawingml/2006/picture">
-                <pic:pic>
-                  <pic:nvPicPr>
-                    <pic:cNvPr id="0" name="architecture.png"/>
-                    <pic:cNvPicPr/>
-                  </pic:nvPicPr>
-                  <pic:blipFill>
-                    <a:blip r:embed="rId9"/>
-                    <a:stretch>
-                      <a:fillRect/>
-                    </a:stretch>
-                  </pic:blipFill>
-                  <pic:spPr>
-                    <a:xfrm>
-                      <a:off x="0" y="0"/>
-                      <a:ext cx="5669280" cy="2926740"/>
-                    </a:xfrm>
-                    <a:prstGeom prst="rect"/>
-                  </pic:spPr>
-                </pic:pic>
-              </a:graphicData>
-            </a:graphic>
+            <ns3:graphic>
+              <ns3:graphicData uri="http://schemas.openxmlformats.org/drawingml/2006/picture">
+                <ns4:pic>
+                  <ns4:nvPicPr>
+                    <ns4:cNvPr id="0" name="architecture.png"/>
+                    <ns4:cNvPicPr/>
+                  </ns4:nvPicPr>
+                  <ns4:blipFill>
+                    <ns3:blip r:embed="rId9"/>
+                    <ns3:stretch>
+                      <ns3:fillRect/>
+                    </ns3:stretch>
+                  </ns4:blipFill>
+                  <ns4:spPr>
+                    <ns3:xfrm>
+                      <ns3:off x="0" y="0"/>
+                      <ns3:ext cx="5669280" cy="2926740"/>
+                    </ns3:xfrm>
+                    <ns3:prstGeom prst="rect"/>
+                  </ns4:spPr>
+                </ns4:pic>
+              </ns3:graphicData>
+            </ns3:graphic>
           </wp:inline>
         </w:drawing>
       </w:r>
@@ -3503,7 +3503,7 @@
         <w:rPr>
           <w:b w:val="0"/>
         </w:rPr>
-        <w:t>실행한 SQL 도 전부 기록된다. 로그 레벨과 무관하게 INFO 로 남으므로 평소 설정에서도 무엇을 읽어 무엇을 적재했는지가 비어 있지 않다.</w:t>
+        <w:t xml:space="preserve">실행 SQL은 logging.sql.enabled=true일 때 INFO로 기록된다. 로거와 핸들러의 레벨을 WARNING 이상으로 높이면 기록되지 않으므로, SQL 추적이 필요하면 INFO 이하를 유지한다.</w:t>
       </w:r>
     </w:p>
     <w:p>
@@ -3657,35 +3657,35 @@
       </w:pPr>
       <w:r>
         <w:drawing>
-          <wp:inline xmlns:a="http://schemas.openxmlformats.org/drawingml/2006/main" xmlns:pic="http://schemas.openxmlformats.org/drawingml/2006/picture">
+          <wp:inline>
             <wp:extent cx="5669280" cy="2664774"/>
             <wp:docPr id="2" name="Picture 2"/>
             <wp:cNvGraphicFramePr>
-              <a:graphicFrameLocks noChangeAspect="1"/>
+              <ns3:graphicFrameLocks noChangeAspect="1"/>
             </wp:cNvGraphicFramePr>
-            <a:graphic>
-              <a:graphicData uri="http://schemas.openxmlformats.org/drawingml/2006/picture">
-                <pic:pic>
-                  <pic:nvPicPr>
-                    <pic:cNvPr id="0" name="admission.png"/>
-                    <pic:cNvPicPr/>
-                  </pic:nvPicPr>
-                  <pic:blipFill>
-                    <a:blip r:embed="rId10"/>
-                    <a:stretch>
-                      <a:fillRect/>
-                    </a:stretch>
-                  </pic:blipFill>
-                  <pic:spPr>
-                    <a:xfrm>
-                      <a:off x="0" y="0"/>
-                      <a:ext cx="5669280" cy="2664774"/>
-                    </a:xfrm>
-                    <a:prstGeom prst="rect"/>
-                  </pic:spPr>
-                </pic:pic>
-              </a:graphicData>
-            </a:graphic>
+            <ns3:graphic>
+              <ns3:graphicData uri="http://schemas.openxmlformats.org/drawingml/2006/picture">
+                <ns4:pic>
+                  <ns4:nvPicPr>
+                    <ns4:cNvPr id="0" name="admission.png"/>
+                    <ns4:cNvPicPr/>
+                  </ns4:nvPicPr>
+                  <ns4:blipFill>
+                    <ns3:blip r:embed="rId10"/>
+                    <ns3:stretch>
+                      <ns3:fillRect/>
+                    </ns3:stretch>
+                  </ns4:blipFill>
+                  <ns4:spPr>
+                    <ns3:xfrm>
+                      <ns3:off x="0" y="0"/>
+                      <ns3:ext cx="5669280" cy="2664774"/>
+                    </ns3:xfrm>
+                    <ns3:prstGeom prst="rect"/>
+                  </ns4:spPr>
+                </ns4:pic>
+              </ns3:graphicData>
+            </ns3:graphic>
           </wp:inline>
         </w:drawing>
       </w:r>
@@ -4977,35 +4977,35 @@
       </w:pPr>
       <w:r>
         <w:drawing>
-          <wp:inline xmlns:a="http://schemas.openxmlformats.org/drawingml/2006/main" xmlns:pic="http://schemas.openxmlformats.org/drawingml/2006/picture">
+          <wp:inline>
             <wp:extent cx="5669280" cy="2415072"/>
             <wp:docPr id="3" name="Picture 3"/>
             <wp:cNvGraphicFramePr>
-              <a:graphicFrameLocks noChangeAspect="1"/>
+              <ns3:graphicFrameLocks noChangeAspect="1"/>
             </wp:cNvGraphicFramePr>
-            <a:graphic>
-              <a:graphicData uri="http://schemas.openxmlformats.org/drawingml/2006/picture">
-                <pic:pic>
-                  <pic:nvPicPr>
-                    <pic:cNvPr id="0" name="task-timing.png"/>
-                    <pic:cNvPicPr/>
-                  </pic:nvPicPr>
-                  <pic:blipFill>
-                    <a:blip r:embed="rId11"/>
-                    <a:stretch>
-                      <a:fillRect/>
-                    </a:stretch>
-                  </pic:blipFill>
-                  <pic:spPr>
-                    <a:xfrm>
-                      <a:off x="0" y="0"/>
-                      <a:ext cx="5669280" cy="2415072"/>
-                    </a:xfrm>
-                    <a:prstGeom prst="rect"/>
-                  </pic:spPr>
-                </pic:pic>
-              </a:graphicData>
-            </a:graphic>
+            <ns3:graphic>
+              <ns3:graphicData uri="http://schemas.openxmlformats.org/drawingml/2006/picture">
+                <ns4:pic>
+                  <ns4:nvPicPr>
+                    <ns4:cNvPr id="0" name="task-timing.png"/>
+                    <ns4:cNvPicPr/>
+                  </ns4:nvPicPr>
+                  <ns4:blipFill>
+                    <ns3:blip r:embed="rId11"/>
+                    <ns3:stretch>
+                      <ns3:fillRect/>
+                    </ns3:stretch>
+                  </ns4:blipFill>
+                  <ns4:spPr>
+                    <ns3:xfrm>
+                      <ns3:off x="0" y="0"/>
+                      <ns3:ext cx="5669280" cy="2415072"/>
+                    </ns3:xfrm>
+                    <ns3:prstGeom prst="rect"/>
+                  </ns4:spPr>
+                </ns4:pic>
+              </ns3:graphicData>
+            </ns3:graphic>
           </wp:inline>
         </w:drawing>
       </w:r>
@@ -5596,52 +5596,7 @@
           <w:rFonts w:ascii="Consolas" w:hAnsi="Consolas" w:eastAsia="맑은 고딕"/>
           <w:b w:val="0"/>
         </w:rPr>
-        <w:t>error</w:t>
-      </w:r>
-      <w:r>
-        <w:rPr>
-          <w:b w:val="0"/>
-        </w:rPr>
-        <w:t xml:space="preserve"> 에 이유가 있고 </w:t>
-      </w:r>
-      <w:r>
-        <w:rPr>
-          <w:rFonts w:ascii="Consolas" w:hAnsi="Consolas" w:eastAsia="맑은 고딕"/>
-          <w:b w:val="0"/>
-        </w:rPr>
-        <w:t>tasks</w:t>
-      </w:r>
-      <w:r>
-        <w:rPr>
-          <w:b w:val="0"/>
-        </w:rPr>
-        <w:t xml:space="preserve"> 배열에서 어느 task 가 어느 executor 에서 실패했는지, 몇 번 재시도됐는지 보인다. </w:t>
-      </w:r>
-      <w:r>
-        <w:rPr>
-          <w:rFonts w:ascii="Consolas" w:hAnsi="Consolas" w:eastAsia="맑은 고딕"/>
-          <w:b w:val="0"/>
-        </w:rPr>
-        <w:t>PARTIAL</w:t>
-      </w:r>
-      <w:r>
-        <w:rPr>
-          <w:b w:val="0"/>
-        </w:rPr>
-        <w:t xml:space="preserve"> 이면 일부만 들어간 것이므로 사용자에게 </w:t>
-      </w:r>
-      <w:r>
-        <w:rPr>
-          <w:rFonts w:ascii="Consolas" w:hAnsi="Consolas" w:eastAsia="맑은 고딕"/>
-          <w:b w:val="0"/>
-        </w:rPr>
-        <w:t>POST /jobs/{id}/retry</w:t>
-      </w:r>
-      <w:r>
-        <w:rPr>
-          <w:b w:val="0"/>
-        </w:rPr>
-        <w:t xml:space="preserve"> 를 안내한다. 이미 성공한 task 는 건너뛰므로 중복 적재 걱정은 없다.</w:t>
+        <w:t xml:space="preserve">error 에 이유가 있고 tasks 배열에서 어느 task 가 어느 executor 에서 실패했는지, 몇 번 재시도됐는지 보인다. PARTIAL 이면 일부만 들어간 것이므로 사용자에게 POST /jobs/{id}/retry 를 안내한다. 성공한 task는 제외하지만, 실패로 표시된 task의 적재 여부도 확인해야 한다. 특히 append 작업과 응답 유실은 기존 실행과 대상 데이터를 확인한 뒤 재처리한다.</w:t>
       </w:r>
     </w:p>
     <w:p>
@@ -5726,33 +5681,7 @@
         <w:rPr>
           <w:b w:val="0"/>
         </w:rPr>
-        <w:t>가장 먼저 의심할 것은 executor 에 닿지 못한 경우다. coordinator 는 연결에 실패하면 몇 번 재시도했다가 다른 executor 로 넘기므로(</w:t>
-      </w:r>
-      <w:r>
-        <w:rPr>
-          <w:rFonts w:ascii="Consolas" w:hAnsi="Consolas" w:eastAsia="맑은 고딕"/>
-          <w:b w:val="0"/>
-        </w:rPr>
-        <w:t>coordinator.task_failover</w:t>
-      </w:r>
-      <w:r>
-        <w:rPr>
-          <w:b w:val="0"/>
-        </w:rPr>
-        <w:t xml:space="preserve">), 로그에 연결 실패가 반복된다면 그 executor 의 프로세스와 포트를 확인한다. 다만 </w:t>
-      </w:r>
-      <w:r>
-        <w:rPr>
-          <w:rFonts w:ascii="Consolas" w:hAnsi="Consolas" w:eastAsia="맑은 고딕"/>
-          <w:b w:val="0"/>
-        </w:rPr>
-        <w:t>local_stage</w:t>
-      </w:r>
-      <w:r>
-        <w:rPr>
-          <w:b w:val="0"/>
-        </w:rPr>
-        <w:t xml:space="preserve"> 는 executor 와 세그먼트가 짝지어 있어 다른 곳으로 넘어가면 그 짝이 깨지므로, 이 모드에서는 failover 가 도는 것 자체가 이미 신호다.</w:t>
+        <w:t xml:space="preserve">가장 먼저 의심할 것은 executor 에 닿지 못한 경우다. coordinator 는 연결에 실패하면 몇 번 재시도했다가 미접수가 확실한 접속 실패·429·503에 한해 다른 executor로 넘긴다(coordinator.task_failover). 응답 유실이나 실행 중 연결 끊김은 재배정하지 않으므로 기존 실행을 먼저 확인한다. 반복 장애는 해당 executor의 프로세스와 포트를 확인한다. 다만 local_stage 는 executor 와 세그먼트가 짝지어 있어 다른 곳으로 넘어가면 그 짝이 깨지므로, 이 모드에서는 failover 가 도는 것 자체가 이미 신호다.</w:t>
       </w:r>
     </w:p>
     <w:p>
@@ -7907,35 +7836,35 @@
       </w:pPr>
       <w:r>
         <w:drawing>
-          <wp:inline xmlns:a="http://schemas.openxmlformats.org/drawingml/2006/main" xmlns:pic="http://schemas.openxmlformats.org/drawingml/2006/picture">
+          <wp:inline>
             <wp:extent cx="5669280" cy="2673809"/>
             <wp:docPr id="4" name="Picture 4"/>
             <wp:cNvGraphicFramePr>
-              <a:graphicFrameLocks noChangeAspect="1"/>
+              <ns3:graphicFrameLocks noChangeAspect="1"/>
             </wp:cNvGraphicFramePr>
-            <a:graphic>
-              <a:graphicData uri="http://schemas.openxmlformats.org/drawingml/2006/picture">
-                <pic:pic>
-                  <pic:nvPicPr>
-                    <pic:cNvPr id="0" name="s3-stage-phases.png"/>
-                    <pic:cNvPicPr/>
-                  </pic:nvPicPr>
-                  <pic:blipFill>
-                    <a:blip r:embed="rId12"/>
-                    <a:stretch>
-                      <a:fillRect/>
-                    </a:stretch>
-                  </pic:blipFill>
-                  <pic:spPr>
-                    <a:xfrm>
-                      <a:off x="0" y="0"/>
-                      <a:ext cx="5669280" cy="2673809"/>
-                    </a:xfrm>
-                    <a:prstGeom prst="rect"/>
-                  </pic:spPr>
-                </pic:pic>
-              </a:graphicData>
-            </a:graphic>
+            <ns3:graphic>
+              <ns3:graphicData uri="http://schemas.openxmlformats.org/drawingml/2006/picture">
+                <ns4:pic>
+                  <ns4:nvPicPr>
+                    <ns4:cNvPr id="0" name="s3-stage-phases.png"/>
+                    <ns4:cNvPicPr/>
+                  </ns4:nvPicPr>
+                  <ns4:blipFill>
+                    <ns3:blip r:embed="rId12"/>
+                    <ns3:stretch>
+                      <ns3:fillRect/>
+                    </ns3:stretch>
+                  </ns4:blipFill>
+                  <ns4:spPr>
+                    <ns3:xfrm>
+                      <ns3:off x="0" y="0"/>
+                      <ns3:ext cx="5669280" cy="2673809"/>
+                    </ns3:xfrm>
+                    <ns3:prstGeom prst="rect"/>
+                  </ns4:spPr>
+                </ns4:pic>
+              </ns3:graphicData>
+            </ns3:graphic>
           </wp:inline>
         </w:drawing>
       </w:r>
@@ -10900,7 +10829,7 @@
           <w:rFonts w:ascii="Consolas" w:hAnsi="Consolas" w:eastAsia="맑은 고딕"/>
           <w:sz w:val="18"/>
         </w:rPr>
-        <w:t>PYTHONPATH=src python -m tools.impala_query --port 28000 --http-transport -q "SELECT 1"  # HTTP HS2</w:t>
+        <w:t xml:space="preserve">PYTHONPATH=src .venv/bin/python -m tools.impala_query --port 28000 --http-transport -q "SELECT 1" # HTTP HS2</w:t>
       </w:r>
     </w:p>
     <w:p>
@@ -10912,7 +10841,7 @@
           <w:rFonts w:ascii="Consolas" w:hAnsi="Consolas" w:eastAsia="맑은 고딕"/>
           <w:sz w:val="18"/>
         </w:rPr>
-        <w:t>PYTHONPATH=src python -m tools.impala_query --no-ssl -q "SELECT 1"                        # 서버가 평문일 때</w:t>
+        <w:t xml:space="preserve">PYTHONPATH=src .venv/bin/python -m tools.impala_query --no-ssl -q "SELECT 1" # 서버가 평문일 때</w:t>
       </w:r>
     </w:p>
     <w:p>
@@ -10924,7 +10853,7 @@
           <w:rFonts w:ascii="Consolas" w:hAnsi="Consolas" w:eastAsia="맑은 고딕"/>
           <w:sz w:val="18"/>
         </w:rPr>
-        <w:t>PYTHONPATH=src python -m tools.impala_query --auth-mechanism NOSASL -q "SELECT 1"         # 인증 없는 서버</w:t>
+        <w:t xml:space="preserve">PYTHONPATH=src .venv/bin/python -m tools.impala_query --auth-mechanism NOSASL -q "SELECT 1" # 인증 없는 서버</w:t>
       </w:r>
     </w:p>
     <w:p/>
@@ -11245,7 +11174,7 @@
           <w:rFonts w:ascii="Consolas" w:hAnsi="Consolas" w:eastAsia="맑은 고딕"/>
           <w:sz w:val="18"/>
         </w:rPr>
-        <w:t>NEW=&lt;새-버전-소스-트리&gt;</w:t>
+        <w:t xml:space="preserve">NEW='/path/to/new-source' # 새 버전 소스 경로로 바꾼다</w:t>
       </w:r>
     </w:p>
     <w:p>
@@ -11777,6 +11706,14 @@
           <w:b w:val="0"/>
         </w:rPr>
         <w:t xml:space="preserve"> 프로세스 하나만 띄우면 된다.</w:t>
+      </w:r>
+    </w:p>
+    <w:p>
+      <w:r>
+        <w:rPr>
+          <w:b/>
+        </w:rPr>
+        <w:t xml:space="preserve">스테이징 정리 API는 안전한 job 식별자만 받으며, 잘못된 값은 422로 거절한다. 로컬 정리는 해당 job의 하위 디렉터리만 삭제하며 외부 경로를 가리키는 심볼릭 링크는 거절한다.</w:t>
       </w:r>
     </w:p>
     <w:sectPr>
